--- a/docs/package/out/iNXT_BrokerVerse_Negotiation_Playbook_INTERNAL.docx
+++ b/docs/package/out/iNXT_BrokerVerse_Negotiation_Playbook_INTERNAL.docx
@@ -10,7 +10,7 @@
       <w:r>
         <w:rPr/>
         <w:drawing>
-          <wp:anchor behindDoc="1" distT="0" distB="0" distL="0" distR="0" simplePos="0" locked="0" layoutInCell="0" allowOverlap="1" relativeHeight="18">
+          <wp:anchor behindDoc="1" distT="0" distB="0" distL="0" distR="0" simplePos="0" locked="0" layoutInCell="0" allowOverlap="1" relativeHeight="17">
             <wp:simplePos x="0" y="0"/>
             <wp:positionH relativeFrom="margin">
               <wp:posOffset>-914400</wp:posOffset>
@@ -55,7 +55,7 @@
           </wp:anchor>
         </w:drawing>
         <w:drawing>
-          <wp:anchor behindDoc="1" distT="0" distB="0" distL="0" distR="0" simplePos="0" locked="0" layoutInCell="0" allowOverlap="1" relativeHeight="29">
+          <wp:anchor behindDoc="1" distT="0" distB="0" distL="0" distR="0" simplePos="0" locked="0" layoutInCell="0" allowOverlap="1" relativeHeight="28">
             <wp:simplePos x="0" y="0"/>
             <wp:positionH relativeFrom="margin">
               <wp:align>center</wp:align>
@@ -111,7 +111,7 @@
         <mc:AlternateContent>
           <mc:Choice Requires="wps">
             <w:drawing>
-              <wp:anchor behindDoc="0" distT="45720" distB="45720" distL="114300" distR="114300" simplePos="0" locked="0" layoutInCell="0" allowOverlap="1" relativeHeight="19" wp14:anchorId="3D43415C">
+              <wp:anchor behindDoc="0" distT="45720" distB="45720" distL="114300" distR="114300" simplePos="0" locked="0" layoutInCell="0" allowOverlap="1" relativeHeight="18" wp14:anchorId="3D43415C">
                 <wp:simplePos x="0" y="0"/>
                 <wp:positionH relativeFrom="page">
                   <wp:posOffset>194310</wp:posOffset>
@@ -226,7 +226,7 @@
         <mc:AlternateContent>
           <mc:Choice Requires="wps">
             <w:drawing>
-              <wp:anchor behindDoc="0" distT="45720" distB="45720" distL="113030" distR="114935" simplePos="0" locked="0" layoutInCell="0" allowOverlap="1" relativeHeight="21" wp14:anchorId="58C23128">
+              <wp:anchor behindDoc="0" distT="45720" distB="45720" distL="113030" distR="114935" simplePos="0" locked="0" layoutInCell="0" allowOverlap="1" relativeHeight="20" wp14:anchorId="58C23128">
                 <wp:simplePos x="0" y="0"/>
                 <wp:positionH relativeFrom="page">
                   <wp:posOffset>3094990</wp:posOffset>
@@ -341,7 +341,7 @@
         <mc:AlternateContent>
           <mc:Choice Requires="wps">
             <w:drawing>
-              <wp:anchor behindDoc="0" distT="45720" distB="45720" distL="114300" distR="113665" simplePos="0" locked="0" layoutInCell="0" allowOverlap="1" relativeHeight="23" wp14:anchorId="1BF25123">
+              <wp:anchor behindDoc="0" distT="45720" distB="45720" distL="114300" distR="113665" simplePos="0" locked="0" layoutInCell="0" allowOverlap="1" relativeHeight="22" wp14:anchorId="1BF25123">
                 <wp:simplePos x="0" y="0"/>
                 <wp:positionH relativeFrom="page">
                   <wp:posOffset>4992370</wp:posOffset>
@@ -456,7 +456,7 @@
         <mc:AlternateContent>
           <mc:Choice Requires="wps">
             <w:drawing>
-              <wp:anchor behindDoc="0" distT="45720" distB="46355" distL="114300" distR="114300" simplePos="0" locked="0" layoutInCell="0" allowOverlap="1" relativeHeight="25" wp14:anchorId="01DE2BF4">
+              <wp:anchor behindDoc="0" distT="45720" distB="46355" distL="114300" distR="114300" simplePos="0" locked="0" layoutInCell="0" allowOverlap="1" relativeHeight="24" wp14:anchorId="01DE2BF4">
                 <wp:simplePos x="0" y="0"/>
                 <wp:positionH relativeFrom="margin">
                   <wp:align>center</wp:align>
@@ -601,7 +601,7 @@
         <mc:AlternateContent>
           <mc:Choice Requires="wps">
             <w:drawing>
-              <wp:anchor behindDoc="0" distT="45720" distB="50800" distL="114300" distR="114300" simplePos="0" locked="0" layoutInCell="0" allowOverlap="1" relativeHeight="27" wp14:anchorId="204C02CC">
+              <wp:anchor behindDoc="0" distT="45720" distB="50800" distL="114300" distR="114300" simplePos="0" locked="0" layoutInCell="0" allowOverlap="1" relativeHeight="26" wp14:anchorId="204C02CC">
                 <wp:simplePos x="0" y="0"/>
                 <wp:positionH relativeFrom="margin">
                   <wp:align>center</wp:align>
@@ -789,7 +789,7 @@
             </w:rPr>
             <w:fldChar w:fldCharType="separate"/>
           </w:r>
-          <w:hyperlink w:anchor="__RefHeading___Toc13299_1649759004">
+          <w:hyperlink w:anchor="__RefHeading___Toc53797_4195859891">
             <w:r>
               <w:rPr>
                 <w:webHidden/>
@@ -824,7 +824,7 @@
             </w:tabs>
             <w:rPr/>
           </w:pPr>
-          <w:hyperlink w:anchor="__RefHeading___Toc13301_1649759004">
+          <w:hyperlink w:anchor="__RefHeading___Toc53799_4195859891">
             <w:r>
               <w:rPr>
                 <w:webHidden/>
@@ -853,7 +853,7 @@
             </w:tabs>
             <w:rPr/>
           </w:pPr>
-          <w:hyperlink w:anchor="__RefHeading___Toc13303_1649759004">
+          <w:hyperlink w:anchor="__RefHeading___Toc53801_4195859891">
             <w:r>
               <w:rPr>
                 <w:webHidden/>
@@ -875,7 +875,7 @@
             </w:tabs>
             <w:rPr/>
           </w:pPr>
-          <w:hyperlink w:anchor="__RefHeading___Toc13305_1649759004">
+          <w:hyperlink w:anchor="__RefHeading___Toc53803_4195859891">
             <w:r>
               <w:rPr>
                 <w:webHidden/>
@@ -897,7 +897,7 @@
             </w:tabs>
             <w:rPr/>
           </w:pPr>
-          <w:hyperlink w:anchor="__RefHeading___Toc13307_1649759004">
+          <w:hyperlink w:anchor="__RefHeading___Toc53805_4195859891">
             <w:r>
               <w:rPr>
                 <w:webHidden/>
@@ -919,7 +919,7 @@
             </w:tabs>
             <w:rPr/>
           </w:pPr>
-          <w:hyperlink w:anchor="__RefHeading___Toc13309_1649759004">
+          <w:hyperlink w:anchor="__RefHeading___Toc53807_4195859891">
             <w:r>
               <w:rPr>
                 <w:webHidden/>
@@ -941,7 +941,7 @@
             </w:tabs>
             <w:rPr/>
           </w:pPr>
-          <w:hyperlink w:anchor="__RefHeading___Toc13311_1649759004">
+          <w:hyperlink w:anchor="__RefHeading___Toc53809_4195859891">
             <w:r>
               <w:rPr>
                 <w:webHidden/>
@@ -963,7 +963,7 @@
             </w:tabs>
             <w:rPr/>
           </w:pPr>
-          <w:hyperlink w:anchor="__RefHeading___Toc13313_1649759004">
+          <w:hyperlink w:anchor="__RefHeading___Toc53811_4195859891">
             <w:r>
               <w:rPr>
                 <w:webHidden/>
@@ -985,7 +985,7 @@
             </w:tabs>
             <w:rPr/>
           </w:pPr>
-          <w:hyperlink w:anchor="__RefHeading___Toc13315_1649759004">
+          <w:hyperlink w:anchor="__RefHeading___Toc53813_4195859891">
             <w:r>
               <w:rPr>
                 <w:webHidden/>
@@ -1007,7 +1007,7 @@
             </w:tabs>
             <w:rPr/>
           </w:pPr>
-          <w:hyperlink w:anchor="__RefHeading___Toc13317_1649759004">
+          <w:hyperlink w:anchor="__RefHeading___Toc53815_4195859891">
             <w:r>
               <w:rPr>
                 <w:webHidden/>
@@ -1029,7 +1029,7 @@
             </w:tabs>
             <w:rPr/>
           </w:pPr>
-          <w:hyperlink w:anchor="__RefHeading___Toc13319_1649759004">
+          <w:hyperlink w:anchor="__RefHeading___Toc53817_4195859891">
             <w:r>
               <w:rPr>
                 <w:webHidden/>
@@ -1051,7 +1051,7 @@
             </w:tabs>
             <w:rPr/>
           </w:pPr>
-          <w:hyperlink w:anchor="__RefHeading___Toc13321_1649759004">
+          <w:hyperlink w:anchor="__RefHeading___Toc53819_4195859891">
             <w:r>
               <w:rPr>
                 <w:webHidden/>
@@ -1073,7 +1073,7 @@
             </w:tabs>
             <w:rPr/>
           </w:pPr>
-          <w:hyperlink w:anchor="__RefHeading___Toc13323_1649759004">
+          <w:hyperlink w:anchor="__RefHeading___Toc53821_4195859891">
             <w:r>
               <w:rPr>
                 <w:webHidden/>
@@ -1095,7 +1095,7 @@
             </w:tabs>
             <w:rPr/>
           </w:pPr>
-          <w:hyperlink w:anchor="__RefHeading___Toc13325_1649759004">
+          <w:hyperlink w:anchor="__RefHeading___Toc53823_4195859891">
             <w:r>
               <w:rPr>
                 <w:webHidden/>
@@ -1117,7 +1117,7 @@
             </w:tabs>
             <w:rPr/>
           </w:pPr>
-          <w:hyperlink w:anchor="__RefHeading___Toc13327_1649759004">
+          <w:hyperlink w:anchor="__RefHeading___Toc53825_4195859891">
             <w:r>
               <w:rPr>
                 <w:webHidden/>
@@ -1139,7 +1139,7 @@
             </w:tabs>
             <w:rPr/>
           </w:pPr>
-          <w:hyperlink w:anchor="__RefHeading___Toc13329_1649759004">
+          <w:hyperlink w:anchor="__RefHeading___Toc53827_4195859891">
             <w:r>
               <w:rPr>
                 <w:webHidden/>
@@ -1161,7 +1161,7 @@
             </w:tabs>
             <w:rPr/>
           </w:pPr>
-          <w:hyperlink w:anchor="__RefHeading___Toc13331_1649759004">
+          <w:hyperlink w:anchor="__RefHeading___Toc53829_4195859891">
             <w:r>
               <w:rPr>
                 <w:webHidden/>
@@ -1209,7 +1209,7 @@
       <w:r>
         <w:br w:type="page"/>
       </w:r>
-      <w:bookmarkStart w:id="0" w:name="__RefHeading___Toc13299_1649759004"/>
+      <w:bookmarkStart w:id="0" w:name="__RefHeading___Toc53797_4195859891"/>
       <w:bookmarkStart w:id="1" w:name="_Toc48319687"/>
       <w:bookmarkStart w:id="2" w:name="_Toc11824118"/>
       <w:bookmarkEnd w:id="0"/>
@@ -1854,7 +1854,7 @@
           <w:spacing w:val="0"/>
         </w:rPr>
       </w:pPr>
-      <w:bookmarkStart w:id="4" w:name="__RefHeading___Toc13301_1649759004"/>
+      <w:bookmarkStart w:id="4" w:name="__RefHeading___Toc53799_4195859891"/>
       <w:bookmarkStart w:id="5" w:name="_Toc233203388"/>
       <w:bookmarkEnd w:id="4"/>
       <w:r>
@@ -3159,7 +3159,7 @@
         <w:pageBreakBefore w:val="false"/>
         <w:rPr/>
       </w:pPr>
-      <w:bookmarkStart w:id="6" w:name="__RefHeading___Toc13303_1649759004"/>
+      <w:bookmarkStart w:id="6" w:name="__RefHeading___Toc53801_4195859891"/>
       <w:bookmarkEnd w:id="6"/>
       <w:r>
         <w:rPr>
@@ -3258,7 +3258,7 @@
         <w:pStyle w:val="Heading1"/>
         <w:rPr/>
       </w:pPr>
-      <w:bookmarkStart w:id="7" w:name="__RefHeading___Toc13305_1649759004"/>
+      <w:bookmarkStart w:id="7" w:name="__RefHeading___Toc53803_4195859891"/>
       <w:bookmarkEnd w:id="7"/>
       <w:r>
         <w:rPr>
@@ -3392,7 +3392,7 @@
         <w:pStyle w:val="Heading1"/>
         <w:rPr/>
       </w:pPr>
-      <w:bookmarkStart w:id="8" w:name="__RefHeading___Toc13307_1649759004"/>
+      <w:bookmarkStart w:id="8" w:name="__RefHeading___Toc53805_4195859891"/>
       <w:bookmarkEnd w:id="8"/>
       <w:r>
         <w:rPr>
@@ -3409,7 +3409,7 @@
         <w:pStyle w:val="Heading2"/>
         <w:rPr/>
       </w:pPr>
-      <w:bookmarkStart w:id="9" w:name="__RefHeading___Toc13309_1649759004"/>
+      <w:bookmarkStart w:id="9" w:name="__RefHeading___Toc53807_4195859891"/>
       <w:bookmarkEnd w:id="9"/>
       <w:r>
         <w:rPr>
@@ -5051,7 +5051,7 @@
         <w:pStyle w:val="Heading2"/>
         <w:rPr/>
       </w:pPr>
-      <w:bookmarkStart w:id="10" w:name="__RefHeading___Toc13311_1649759004"/>
+      <w:bookmarkStart w:id="10" w:name="__RefHeading___Toc53809_4195859891"/>
       <w:bookmarkEnd w:id="10"/>
       <w:r>
         <w:rPr>
@@ -5147,7 +5147,7 @@
         <w:pStyle w:val="Heading1"/>
         <w:rPr/>
       </w:pPr>
-      <w:bookmarkStart w:id="11" w:name="__RefHeading___Toc13313_1649759004"/>
+      <w:bookmarkStart w:id="11" w:name="__RefHeading___Toc53811_4195859891"/>
       <w:bookmarkEnd w:id="11"/>
       <w:r>
         <w:rPr>
@@ -5164,7 +5164,7 @@
         <w:pStyle w:val="Heading2"/>
         <w:rPr/>
       </w:pPr>
-      <w:bookmarkStart w:id="12" w:name="__RefHeading___Toc13315_1649759004"/>
+      <w:bookmarkStart w:id="12" w:name="__RefHeading___Toc53813_4195859891"/>
       <w:bookmarkEnd w:id="12"/>
       <w:r>
         <w:rPr>
@@ -6181,7 +6181,7 @@
         <w:pStyle w:val="Heading2"/>
         <w:rPr/>
       </w:pPr>
-      <w:bookmarkStart w:id="13" w:name="__RefHeading___Toc13317_1649759004"/>
+      <w:bookmarkStart w:id="13" w:name="__RefHeading___Toc53815_4195859891"/>
       <w:bookmarkEnd w:id="13"/>
       <w:r>
         <w:rPr>
@@ -9472,7 +9472,7 @@
         <w:pStyle w:val="Heading1"/>
         <w:rPr/>
       </w:pPr>
-      <w:bookmarkStart w:id="14" w:name="__RefHeading___Toc13319_1649759004"/>
+      <w:bookmarkStart w:id="14" w:name="__RefHeading___Toc53817_4195859891"/>
       <w:bookmarkEnd w:id="14"/>
       <w:r>
         <w:rPr>
@@ -11414,7 +11414,7 @@
         <w:pStyle w:val="Heading2"/>
         <w:rPr/>
       </w:pPr>
-      <w:bookmarkStart w:id="15" w:name="__RefHeading___Toc13321_1649759004"/>
+      <w:bookmarkStart w:id="15" w:name="__RefHeading___Toc53819_4195859891"/>
       <w:bookmarkEnd w:id="15"/>
       <w:r>
         <w:rPr>
@@ -11529,7 +11529,7 @@
         <w:pStyle w:val="Heading1"/>
         <w:rPr/>
       </w:pPr>
-      <w:bookmarkStart w:id="16" w:name="__RefHeading___Toc13323_1649759004"/>
+      <w:bookmarkStart w:id="16" w:name="__RefHeading___Toc53821_4195859891"/>
       <w:bookmarkEnd w:id="16"/>
       <w:r>
         <w:rPr>
@@ -12278,7 +12278,7 @@
         <w:pStyle w:val="Heading1"/>
         <w:rPr/>
       </w:pPr>
-      <w:bookmarkStart w:id="17" w:name="__RefHeading___Toc13325_1649759004"/>
+      <w:bookmarkStart w:id="17" w:name="__RefHeading___Toc53823_4195859891"/>
       <w:bookmarkEnd w:id="17"/>
       <w:r>
         <w:rPr>
@@ -13492,7 +13492,7 @@
         <w:pStyle w:val="Heading1"/>
         <w:rPr/>
       </w:pPr>
-      <w:bookmarkStart w:id="18" w:name="__RefHeading___Toc13327_1649759004"/>
+      <w:bookmarkStart w:id="18" w:name="__RefHeading___Toc53825_4195859891"/>
       <w:bookmarkEnd w:id="18"/>
       <w:r>
         <w:rPr>
@@ -13626,7 +13626,7 @@
         <w:pStyle w:val="Heading1"/>
         <w:rPr/>
       </w:pPr>
-      <w:bookmarkStart w:id="19" w:name="__RefHeading___Toc13329_1649759004"/>
+      <w:bookmarkStart w:id="19" w:name="__RefHeading___Toc53827_4195859891"/>
       <w:bookmarkEnd w:id="19"/>
       <w:r>
         <w:rPr>
@@ -13736,7 +13736,7 @@
           <w:spacing w:val="0"/>
         </w:rPr>
       </w:pPr>
-      <w:bookmarkStart w:id="20" w:name="__RefHeading___Toc13331_1649759004"/>
+      <w:bookmarkStart w:id="20" w:name="__RefHeading___Toc53829_4195859891"/>
       <w:bookmarkStart w:id="21" w:name="_Toc233203395"/>
       <w:bookmarkEnd w:id="20"/>
       <w:r>
@@ -14100,14 +14100,13 @@
             </w:pPr>
             <w:r>
               <w:rPr>
-                <w:rFonts w:eastAsia="Segoe UI" w:cs="Segoe UI" w:ascii="Segoe UI" w:hAnsi="Segoe UI"/>
-                <w:color w:val="101820"/>
-                <w:kern w:val="0"/>
-                <w:sz w:val="16"/>
-                <w:szCs w:val="24"/>
-                <w:lang w:val="en-US" w:eastAsia="ja-JP" w:bidi="ar-SA"/>
-              </w:rPr>
-              <w:t>Closed</w:t>
+                <w:rFonts w:eastAsia="Arial" w:cs="Segoe UI" w:ascii="Segoe UI" w:hAnsi="Segoe UI"/>
+                <w:color w:val="101820"/>
+                <w:kern w:val="0"/>
+                <w:sz w:val="16"/>
+                <w:szCs w:val="16"/>
+                <w:lang w:val="en-US" w:eastAsia="ja-JP" w:bidi="ar-SA"/>
+              </w:rPr>
             </w:r>
           </w:p>
         </w:tc>
@@ -15482,19 +15481,6 @@
       <w:r>
         <w:rPr/>
       </w:r>
-      <w:r>
-        <w:br w:type="page"/>
-      </w:r>
-    </w:p>
-    <w:p>
-      <w:pPr>
-        <w:pStyle w:val="Normal"/>
-        <w:spacing w:before="0" w:after="160"/>
-        <w:rPr/>
-      </w:pPr>
-      <w:r>
-        <w:rPr/>
-      </w:r>
     </w:p>
     <w:p>
       <w:pPr>
@@ -15508,7 +15494,7 @@
       <w:r>
         <w:rPr/>
         <w:drawing>
-          <wp:anchor behindDoc="1" distT="0" distB="0" distL="0" distR="0" simplePos="0" locked="0" layoutInCell="0" allowOverlap="1" relativeHeight="17">
+          <wp:anchor behindDoc="1" distT="0" distB="0" distL="0" distR="0" simplePos="0" locked="0" layoutInCell="0" allowOverlap="1" relativeHeight="16">
             <wp:simplePos x="0" y="0"/>
             <wp:positionH relativeFrom="margin">
               <wp:align>center</wp:align>
@@ -15579,7 +15565,7 @@
     <w:r>
       <w:rPr/>
       <w:drawing>
-        <wp:anchor behindDoc="1" distT="0" distB="0" distL="0" distR="0" simplePos="0" locked="0" layoutInCell="0" allowOverlap="1" relativeHeight="16">
+        <wp:anchor behindDoc="1" distT="0" distB="0" distL="0" distR="0" simplePos="0" locked="0" layoutInCell="0" allowOverlap="1" relativeHeight="15">
           <wp:simplePos x="0" y="0"/>
           <wp:positionH relativeFrom="page">
             <wp:align>left</wp:align>
@@ -15638,7 +15624,7 @@
     <w:r>
       <w:rPr/>
       <w:drawing>
-        <wp:anchor behindDoc="1" distT="0" distB="0" distL="0" distR="0" simplePos="0" locked="0" layoutInCell="0" allowOverlap="1" relativeHeight="16">
+        <wp:anchor behindDoc="1" distT="0" distB="0" distL="0" distR="0" simplePos="0" locked="0" layoutInCell="0" allowOverlap="1" relativeHeight="15">
           <wp:simplePos x="0" y="0"/>
           <wp:positionH relativeFrom="page">
             <wp:align>left</wp:align>

--- a/docs/package/out/iNXT_BrokerVerse_Negotiation_Playbook_INTERNAL.docx
+++ b/docs/package/out/iNXT_BrokerVerse_Negotiation_Playbook_INTERNAL.docx
@@ -789,7 +789,7 @@
             </w:rPr>
             <w:fldChar w:fldCharType="separate"/>
           </w:r>
-          <w:hyperlink w:anchor="__RefHeading___Toc53797_4195859891">
+          <w:hyperlink w:anchor="__RefHeading___Toc53797_3949650649">
             <w:r>
               <w:rPr>
                 <w:webHidden/>
@@ -824,7 +824,7 @@
             </w:tabs>
             <w:rPr/>
           </w:pPr>
-          <w:hyperlink w:anchor="__RefHeading___Toc53799_4195859891">
+          <w:hyperlink w:anchor="__RefHeading___Toc53799_3949650649">
             <w:r>
               <w:rPr>
                 <w:webHidden/>
@@ -853,7 +853,7 @@
             </w:tabs>
             <w:rPr/>
           </w:pPr>
-          <w:hyperlink w:anchor="__RefHeading___Toc53801_4195859891">
+          <w:hyperlink w:anchor="__RefHeading___Toc53801_3949650649">
             <w:r>
               <w:rPr>
                 <w:webHidden/>
@@ -875,7 +875,7 @@
             </w:tabs>
             <w:rPr/>
           </w:pPr>
-          <w:hyperlink w:anchor="__RefHeading___Toc53803_4195859891">
+          <w:hyperlink w:anchor="__RefHeading___Toc53803_3949650649">
             <w:r>
               <w:rPr>
                 <w:webHidden/>
@@ -897,7 +897,7 @@
             </w:tabs>
             <w:rPr/>
           </w:pPr>
-          <w:hyperlink w:anchor="__RefHeading___Toc53805_4195859891">
+          <w:hyperlink w:anchor="__RefHeading___Toc53805_3949650649">
             <w:r>
               <w:rPr>
                 <w:webHidden/>
@@ -919,7 +919,7 @@
             </w:tabs>
             <w:rPr/>
           </w:pPr>
-          <w:hyperlink w:anchor="__RefHeading___Toc53807_4195859891">
+          <w:hyperlink w:anchor="__RefHeading___Toc53807_3949650649">
             <w:r>
               <w:rPr>
                 <w:webHidden/>
@@ -941,7 +941,7 @@
             </w:tabs>
             <w:rPr/>
           </w:pPr>
-          <w:hyperlink w:anchor="__RefHeading___Toc53809_4195859891">
+          <w:hyperlink w:anchor="__RefHeading___Toc53809_3949650649">
             <w:r>
               <w:rPr>
                 <w:webHidden/>
@@ -963,7 +963,7 @@
             </w:tabs>
             <w:rPr/>
           </w:pPr>
-          <w:hyperlink w:anchor="__RefHeading___Toc53811_4195859891">
+          <w:hyperlink w:anchor="__RefHeading___Toc53811_3949650649">
             <w:r>
               <w:rPr>
                 <w:webHidden/>
@@ -985,7 +985,7 @@
             </w:tabs>
             <w:rPr/>
           </w:pPr>
-          <w:hyperlink w:anchor="__RefHeading___Toc53813_4195859891">
+          <w:hyperlink w:anchor="__RefHeading___Toc53813_3949650649">
             <w:r>
               <w:rPr>
                 <w:webHidden/>
@@ -1007,7 +1007,7 @@
             </w:tabs>
             <w:rPr/>
           </w:pPr>
-          <w:hyperlink w:anchor="__RefHeading___Toc53815_4195859891">
+          <w:hyperlink w:anchor="__RefHeading___Toc53815_3949650649">
             <w:r>
               <w:rPr>
                 <w:webHidden/>
@@ -1029,7 +1029,7 @@
             </w:tabs>
             <w:rPr/>
           </w:pPr>
-          <w:hyperlink w:anchor="__RefHeading___Toc53817_4195859891">
+          <w:hyperlink w:anchor="__RefHeading___Toc53817_3949650649">
             <w:r>
               <w:rPr>
                 <w:webHidden/>
@@ -1051,7 +1051,7 @@
             </w:tabs>
             <w:rPr/>
           </w:pPr>
-          <w:hyperlink w:anchor="__RefHeading___Toc53819_4195859891">
+          <w:hyperlink w:anchor="__RefHeading___Toc53819_3949650649">
             <w:r>
               <w:rPr>
                 <w:webHidden/>
@@ -1073,7 +1073,7 @@
             </w:tabs>
             <w:rPr/>
           </w:pPr>
-          <w:hyperlink w:anchor="__RefHeading___Toc53821_4195859891">
+          <w:hyperlink w:anchor="__RefHeading___Toc53821_3949650649">
             <w:r>
               <w:rPr>
                 <w:webHidden/>
@@ -1095,7 +1095,7 @@
             </w:tabs>
             <w:rPr/>
           </w:pPr>
-          <w:hyperlink w:anchor="__RefHeading___Toc53823_4195859891">
+          <w:hyperlink w:anchor="__RefHeading___Toc53823_3949650649">
             <w:r>
               <w:rPr>
                 <w:webHidden/>
@@ -1117,7 +1117,7 @@
             </w:tabs>
             <w:rPr/>
           </w:pPr>
-          <w:hyperlink w:anchor="__RefHeading___Toc53825_4195859891">
+          <w:hyperlink w:anchor="__RefHeading___Toc53825_3949650649">
             <w:r>
               <w:rPr>
                 <w:webHidden/>
@@ -1139,7 +1139,7 @@
             </w:tabs>
             <w:rPr/>
           </w:pPr>
-          <w:hyperlink w:anchor="__RefHeading___Toc53827_4195859891">
+          <w:hyperlink w:anchor="__RefHeading___Toc53827_3949650649">
             <w:r>
               <w:rPr>
                 <w:webHidden/>
@@ -1161,7 +1161,7 @@
             </w:tabs>
             <w:rPr/>
           </w:pPr>
-          <w:hyperlink w:anchor="__RefHeading___Toc53829_4195859891">
+          <w:hyperlink w:anchor="__RefHeading___Toc53829_3949650649">
             <w:r>
               <w:rPr>
                 <w:webHidden/>
@@ -1209,7 +1209,7 @@
       <w:r>
         <w:br w:type="page"/>
       </w:r>
-      <w:bookmarkStart w:id="0" w:name="__RefHeading___Toc53797_4195859891"/>
+      <w:bookmarkStart w:id="0" w:name="__RefHeading___Toc53797_3949650649"/>
       <w:bookmarkStart w:id="1" w:name="_Toc48319687"/>
       <w:bookmarkStart w:id="2" w:name="_Toc11824118"/>
       <w:bookmarkEnd w:id="0"/>
@@ -1854,7 +1854,7 @@
           <w:spacing w:val="0"/>
         </w:rPr>
       </w:pPr>
-      <w:bookmarkStart w:id="4" w:name="__RefHeading___Toc53799_4195859891"/>
+      <w:bookmarkStart w:id="4" w:name="__RefHeading___Toc53799_3949650649"/>
       <w:bookmarkStart w:id="5" w:name="_Toc233203388"/>
       <w:bookmarkEnd w:id="4"/>
       <w:r>
@@ -3159,7 +3159,7 @@
         <w:pageBreakBefore w:val="false"/>
         <w:rPr/>
       </w:pPr>
-      <w:bookmarkStart w:id="6" w:name="__RefHeading___Toc53801_4195859891"/>
+      <w:bookmarkStart w:id="6" w:name="__RefHeading___Toc53801_3949650649"/>
       <w:bookmarkEnd w:id="6"/>
       <w:r>
         <w:rPr>
@@ -3258,7 +3258,7 @@
         <w:pStyle w:val="Heading1"/>
         <w:rPr/>
       </w:pPr>
-      <w:bookmarkStart w:id="7" w:name="__RefHeading___Toc53803_4195859891"/>
+      <w:bookmarkStart w:id="7" w:name="__RefHeading___Toc53803_3949650649"/>
       <w:bookmarkEnd w:id="7"/>
       <w:r>
         <w:rPr>
@@ -3392,7 +3392,7 @@
         <w:pStyle w:val="Heading1"/>
         <w:rPr/>
       </w:pPr>
-      <w:bookmarkStart w:id="8" w:name="__RefHeading___Toc53805_4195859891"/>
+      <w:bookmarkStart w:id="8" w:name="__RefHeading___Toc53805_3949650649"/>
       <w:bookmarkEnd w:id="8"/>
       <w:r>
         <w:rPr>
@@ -3409,7 +3409,7 @@
         <w:pStyle w:val="Heading2"/>
         <w:rPr/>
       </w:pPr>
-      <w:bookmarkStart w:id="9" w:name="__RefHeading___Toc53807_4195859891"/>
+      <w:bookmarkStart w:id="9" w:name="__RefHeading___Toc53807_3949650649"/>
       <w:bookmarkEnd w:id="9"/>
       <w:r>
         <w:rPr>
@@ -5051,7 +5051,7 @@
         <w:pStyle w:val="Heading2"/>
         <w:rPr/>
       </w:pPr>
-      <w:bookmarkStart w:id="10" w:name="__RefHeading___Toc53809_4195859891"/>
+      <w:bookmarkStart w:id="10" w:name="__RefHeading___Toc53809_3949650649"/>
       <w:bookmarkEnd w:id="10"/>
       <w:r>
         <w:rPr>
@@ -5147,7 +5147,7 @@
         <w:pStyle w:val="Heading1"/>
         <w:rPr/>
       </w:pPr>
-      <w:bookmarkStart w:id="11" w:name="__RefHeading___Toc53811_4195859891"/>
+      <w:bookmarkStart w:id="11" w:name="__RefHeading___Toc53811_3949650649"/>
       <w:bookmarkEnd w:id="11"/>
       <w:r>
         <w:rPr>
@@ -5164,7 +5164,7 @@
         <w:pStyle w:val="Heading2"/>
         <w:rPr/>
       </w:pPr>
-      <w:bookmarkStart w:id="12" w:name="__RefHeading___Toc53813_4195859891"/>
+      <w:bookmarkStart w:id="12" w:name="__RefHeading___Toc53813_3949650649"/>
       <w:bookmarkEnd w:id="12"/>
       <w:r>
         <w:rPr>
@@ -6181,7 +6181,7 @@
         <w:pStyle w:val="Heading2"/>
         <w:rPr/>
       </w:pPr>
-      <w:bookmarkStart w:id="13" w:name="__RefHeading___Toc53815_4195859891"/>
+      <w:bookmarkStart w:id="13" w:name="__RefHeading___Toc53815_3949650649"/>
       <w:bookmarkEnd w:id="13"/>
       <w:r>
         <w:rPr>
@@ -9472,7 +9472,7 @@
         <w:pStyle w:val="Heading1"/>
         <w:rPr/>
       </w:pPr>
-      <w:bookmarkStart w:id="14" w:name="__RefHeading___Toc53817_4195859891"/>
+      <w:bookmarkStart w:id="14" w:name="__RefHeading___Toc53817_3949650649"/>
       <w:bookmarkEnd w:id="14"/>
       <w:r>
         <w:rPr>
@@ -11414,7 +11414,7 @@
         <w:pStyle w:val="Heading2"/>
         <w:rPr/>
       </w:pPr>
-      <w:bookmarkStart w:id="15" w:name="__RefHeading___Toc53819_4195859891"/>
+      <w:bookmarkStart w:id="15" w:name="__RefHeading___Toc53819_3949650649"/>
       <w:bookmarkEnd w:id="15"/>
       <w:r>
         <w:rPr>
@@ -11529,7 +11529,7 @@
         <w:pStyle w:val="Heading1"/>
         <w:rPr/>
       </w:pPr>
-      <w:bookmarkStart w:id="16" w:name="__RefHeading___Toc53821_4195859891"/>
+      <w:bookmarkStart w:id="16" w:name="__RefHeading___Toc53821_3949650649"/>
       <w:bookmarkEnd w:id="16"/>
       <w:r>
         <w:rPr>
@@ -12262,23 +12262,13 @@
     </w:tbl>
     <w:p>
       <w:pPr>
-        <w:pStyle w:val="Normal"/>
-        <w:spacing w:before="0" w:after="80"/>
+        <w:pStyle w:val="Heading1"/>
         <w:rPr/>
       </w:pPr>
       <w:r>
-        <w:rPr/>
-      </w:r>
-      <w:r>
         <w:br w:type="page"/>
       </w:r>
-    </w:p>
-    <w:p>
-      <w:pPr>
-        <w:pStyle w:val="Heading1"/>
-        <w:rPr/>
-      </w:pPr>
-      <w:bookmarkStart w:id="17" w:name="__RefHeading___Toc53823_4195859891"/>
+      <w:bookmarkStart w:id="17" w:name="__RefHeading___Toc53823_3949650649"/>
       <w:bookmarkEnd w:id="17"/>
       <w:r>
         <w:rPr>
@@ -13476,23 +13466,13 @@
     </w:tbl>
     <w:p>
       <w:pPr>
-        <w:pStyle w:val="Normal"/>
-        <w:spacing w:before="0" w:after="80"/>
+        <w:pStyle w:val="Heading1"/>
         <w:rPr/>
       </w:pPr>
       <w:r>
-        <w:rPr/>
-      </w:r>
-      <w:r>
         <w:br w:type="page"/>
       </w:r>
-    </w:p>
-    <w:p>
-      <w:pPr>
-        <w:pStyle w:val="Heading1"/>
-        <w:rPr/>
-      </w:pPr>
-      <w:bookmarkStart w:id="18" w:name="__RefHeading___Toc53825_4195859891"/>
+      <w:bookmarkStart w:id="18" w:name="__RefHeading___Toc53825_3949650649"/>
       <w:bookmarkEnd w:id="18"/>
       <w:r>
         <w:rPr>
@@ -13626,7 +13606,7 @@
         <w:pStyle w:val="Heading1"/>
         <w:rPr/>
       </w:pPr>
-      <w:bookmarkStart w:id="19" w:name="__RefHeading___Toc53827_4195859891"/>
+      <w:bookmarkStart w:id="19" w:name="__RefHeading___Toc53827_3949650649"/>
       <w:bookmarkEnd w:id="19"/>
       <w:r>
         <w:rPr>
@@ -13736,7 +13716,7 @@
           <w:spacing w:val="0"/>
         </w:rPr>
       </w:pPr>
-      <w:bookmarkStart w:id="20" w:name="__RefHeading___Toc53829_4195859891"/>
+      <w:bookmarkStart w:id="20" w:name="__RefHeading___Toc53829_3949650649"/>
       <w:bookmarkStart w:id="21" w:name="_Toc233203395"/>
       <w:bookmarkEnd w:id="20"/>
       <w:r>
